--- a/Knowledge/3-Work knowledge/1-Software Engineering/1-Software Engineering Fundamentals/5-My Source/4-Networks Devices/5-Types of Repeaters/2-Ethernet Repeater.docx
+++ b/Knowledge/3-Work knowledge/1-Software Engineering/1-Software Engineering Fundamentals/5-My Source/4-Networks Devices/5-Types of Repeaters/2-Ethernet Repeater.docx
@@ -4,44 +4,28 @@
   <w:body>
     <w:p>
       <w:pPr>
-        <w:keepNext/>
-        <w:keepLines/>
-        <w:spacing w:before="400" w:after="120" w:line="276" w:lineRule="auto"/>
-        <w:outlineLvl w:val="0"/>
-        <w:rPr>
-          <w:rFonts w:ascii="Arial" w:eastAsia="Arial" w:hAnsi="Arial" w:cs="Arial"/>
-          <w:kern w:val="0"/>
-          <w:sz w:val="40"/>
-          <w:szCs w:val="40"/>
-          <w:lang w:val="en"/>
-          <w14:ligatures w14:val="none"/>
+        <w:pStyle w:val="Heading1"/>
+        <w:rPr>
+          <w:rFonts w:eastAsia="Arial"/>
+          <w:lang w:val="en"/>
         </w:rPr>
       </w:pPr>
       <w:bookmarkStart w:id="0" w:name="_miqgv2uj5i" w:colFirst="0" w:colLast="0"/>
       <w:bookmarkEnd w:id="0"/>
       <w:r>
         <w:rPr>
-          <w:rFonts w:ascii="Arial" w:eastAsia="Arial" w:hAnsi="Arial" w:cs="Arial"/>
-          <w:kern w:val="0"/>
-          <w:sz w:val="40"/>
-          <w:szCs w:val="40"/>
-          <w:lang w:val="en"/>
-          <w14:ligatures w14:val="none"/>
+          <w:rFonts w:eastAsia="Arial"/>
+          <w:lang w:val="en"/>
         </w:rPr>
         <w:t>Ethernet Repeater</w:t>
       </w:r>
     </w:p>
     <w:p>
       <w:pPr>
-        <w:spacing w:before="280" w:after="120" w:line="276" w:lineRule="auto"/>
-        <w:outlineLvl w:val="1"/>
-        <w:rPr>
-          <w:rFonts w:ascii="Arial" w:eastAsia="Arial" w:hAnsi="Arial" w:cs="Arial"/>
-          <w:kern w:val="0"/>
-          <w:sz w:val="32"/>
-          <w:szCs w:val="32"/>
-          <w:lang w:val="en"/>
-          <w14:ligatures w14:val="none"/>
+        <w:pStyle w:val="Heading2"/>
+        <w:rPr>
+          <w:rFonts w:eastAsia="Arial"/>
+          <w:lang w:val="en"/>
         </w:rPr>
       </w:pPr>
       <w:bookmarkStart w:id="1" w:name="_h8o7vakji180" w:colFirst="0" w:colLast="0"/>
@@ -49,22 +33,14 @@
       <w:r>
         <w:rPr>
           <w:rFonts w:ascii="Segoe UI Emoji" w:eastAsia="Arial" w:hAnsi="Segoe UI Emoji" w:cs="Segoe UI Emoji"/>
-          <w:kern w:val="0"/>
-          <w:sz w:val="32"/>
-          <w:szCs w:val="32"/>
-          <w:lang w:val="en"/>
-          <w14:ligatures w14:val="none"/>
+          <w:lang w:val="en"/>
         </w:rPr>
         <w:t>🔁</w:t>
       </w:r>
       <w:r>
         <w:rPr>
-          <w:rFonts w:ascii="Arial" w:eastAsia="Arial" w:hAnsi="Arial" w:cs="Arial"/>
-          <w:kern w:val="0"/>
-          <w:sz w:val="32"/>
-          <w:szCs w:val="32"/>
-          <w:lang w:val="en"/>
-          <w14:ligatures w14:val="none"/>
+          <w:rFonts w:eastAsia="Arial"/>
+          <w:lang w:val="en"/>
         </w:rPr>
         <w:t xml:space="preserve"> What is an Ethernet Repeater?</w:t>
       </w:r>
@@ -106,6 +82,7 @@
         </w:rPr>
         <w:t xml:space="preserve">: </w:t>
       </w:r>
+      <w:proofErr w:type="spellStart"/>
       <w:r>
         <w:rPr>
           <w:rFonts w:ascii="Arial" w:eastAsia="Arial" w:hAnsi="Arial" w:cs="Arial"/>
@@ -117,7 +94,21 @@
           <w:lang w:val="en"/>
           <w14:ligatures w14:val="none"/>
         </w:rPr>
-        <w:t>Chatgpt (GPT</w:t>
+        <w:t>Chatgpt</w:t>
+      </w:r>
+      <w:proofErr w:type="spellEnd"/>
+      <w:r>
+        <w:rPr>
+          <w:rFonts w:ascii="Arial" w:eastAsia="Arial" w:hAnsi="Arial" w:cs="Arial"/>
+          <w:b/>
+          <w:kern w:val="0"/>
+          <w:sz w:val="22"/>
+          <w:szCs w:val="22"/>
+          <w:highlight w:val="darkGray"/>
+          <w:lang w:val="en"/>
+          <w14:ligatures w14:val="none"/>
+        </w:rPr>
+        <w:t xml:space="preserve"> (GPT</w:t>
       </w:r>
       <w:r>
         <w:rPr>
@@ -384,15 +375,10 @@
     </w:p>
     <w:p>
       <w:pPr>
-        <w:spacing w:before="280" w:after="120" w:line="276" w:lineRule="auto"/>
-        <w:outlineLvl w:val="1"/>
-        <w:rPr>
-          <w:rFonts w:ascii="Arial" w:eastAsia="Arial" w:hAnsi="Arial" w:cs="Arial"/>
-          <w:kern w:val="0"/>
-          <w:sz w:val="32"/>
-          <w:szCs w:val="32"/>
-          <w:lang w:val="en"/>
-          <w14:ligatures w14:val="none"/>
+        <w:pStyle w:val="Heading2"/>
+        <w:rPr>
+          <w:rFonts w:eastAsia="Arial"/>
+          <w:lang w:val="en"/>
         </w:rPr>
       </w:pPr>
       <w:bookmarkStart w:id="2" w:name="_zf7rdof4nq2e" w:colFirst="0" w:colLast="0"/>
@@ -400,22 +386,14 @@
       <w:r>
         <w:rPr>
           <w:rFonts w:ascii="Segoe UI Emoji" w:eastAsia="Arial" w:hAnsi="Segoe UI Emoji" w:cs="Segoe UI Emoji"/>
-          <w:kern w:val="0"/>
-          <w:sz w:val="32"/>
-          <w:szCs w:val="32"/>
-          <w:lang w:val="en"/>
-          <w14:ligatures w14:val="none"/>
+          <w:lang w:val="en"/>
         </w:rPr>
         <w:t>🧱</w:t>
       </w:r>
       <w:r>
         <w:rPr>
-          <w:rFonts w:ascii="Arial" w:eastAsia="Arial" w:hAnsi="Arial" w:cs="Arial"/>
-          <w:kern w:val="0"/>
-          <w:sz w:val="32"/>
-          <w:szCs w:val="32"/>
-          <w:lang w:val="en"/>
-          <w14:ligatures w14:val="none"/>
+          <w:rFonts w:eastAsia="Arial"/>
+          <w:lang w:val="en"/>
         </w:rPr>
         <w:t xml:space="preserve"> Why Is It Needed?</w:t>
       </w:r>
@@ -457,6 +435,7 @@
         </w:rPr>
         <w:t xml:space="preserve">: </w:t>
       </w:r>
+      <w:proofErr w:type="spellStart"/>
       <w:r>
         <w:rPr>
           <w:rFonts w:ascii="Arial" w:eastAsia="Arial" w:hAnsi="Arial" w:cs="Arial"/>
@@ -468,7 +447,21 @@
           <w:lang w:val="en"/>
           <w14:ligatures w14:val="none"/>
         </w:rPr>
-        <w:t>Chatgpt (GPT</w:t>
+        <w:t>Chatgpt</w:t>
+      </w:r>
+      <w:proofErr w:type="spellEnd"/>
+      <w:r>
+        <w:rPr>
+          <w:rFonts w:ascii="Arial" w:eastAsia="Arial" w:hAnsi="Arial" w:cs="Arial"/>
+          <w:b/>
+          <w:kern w:val="0"/>
+          <w:sz w:val="22"/>
+          <w:szCs w:val="22"/>
+          <w:highlight w:val="darkGray"/>
+          <w:lang w:val="en"/>
+          <w14:ligatures w14:val="none"/>
+        </w:rPr>
+        <w:t xml:space="preserve"> (GPT</w:t>
       </w:r>
       <w:r>
         <w:rPr>
@@ -769,15 +762,10 @@
     </w:p>
     <w:p>
       <w:pPr>
-        <w:spacing w:before="280" w:after="120" w:line="276" w:lineRule="auto"/>
-        <w:outlineLvl w:val="1"/>
-        <w:rPr>
-          <w:rFonts w:ascii="Arial" w:eastAsia="Arial" w:hAnsi="Arial" w:cs="Arial"/>
-          <w:kern w:val="0"/>
-          <w:sz w:val="32"/>
-          <w:szCs w:val="32"/>
-          <w:lang w:val="en"/>
-          <w14:ligatures w14:val="none"/>
+        <w:pStyle w:val="Heading2"/>
+        <w:rPr>
+          <w:rFonts w:eastAsia="Arial"/>
+          <w:lang w:val="en"/>
         </w:rPr>
       </w:pPr>
       <w:bookmarkStart w:id="3" w:name="_5vpt311rqb7" w:colFirst="0" w:colLast="0"/>
@@ -785,22 +773,14 @@
       <w:r>
         <w:rPr>
           <w:rFonts w:ascii="Segoe UI Emoji" w:eastAsia="Arial" w:hAnsi="Segoe UI Emoji" w:cs="Segoe UI Emoji"/>
-          <w:kern w:val="0"/>
-          <w:sz w:val="32"/>
-          <w:szCs w:val="32"/>
-          <w:lang w:val="en"/>
-          <w14:ligatures w14:val="none"/>
+          <w:lang w:val="en"/>
         </w:rPr>
         <w:t>🖥️</w:t>
       </w:r>
       <w:r>
         <w:rPr>
-          <w:rFonts w:ascii="Arial" w:eastAsia="Arial" w:hAnsi="Arial" w:cs="Arial"/>
-          <w:kern w:val="0"/>
-          <w:sz w:val="32"/>
-          <w:szCs w:val="32"/>
-          <w:lang w:val="en"/>
-          <w14:ligatures w14:val="none"/>
+          <w:rFonts w:eastAsia="Arial"/>
+          <w:lang w:val="en"/>
         </w:rPr>
         <w:t xml:space="preserve"> Example Setup</w:t>
       </w:r>
@@ -845,6 +825,7 @@
         </w:rPr>
         <w:t xml:space="preserve">: </w:t>
       </w:r>
+      <w:proofErr w:type="spellStart"/>
       <w:r>
         <w:rPr>
           <w:rFonts w:ascii="Arial" w:eastAsia="Arial" w:hAnsi="Arial" w:cs="Arial"/>
@@ -856,7 +837,21 @@
           <w:lang w:val="en"/>
           <w14:ligatures w14:val="none"/>
         </w:rPr>
-        <w:t>Chatgpt (GPT</w:t>
+        <w:t>Chatgpt</w:t>
+      </w:r>
+      <w:proofErr w:type="spellEnd"/>
+      <w:r>
+        <w:rPr>
+          <w:rFonts w:ascii="Arial" w:eastAsia="Arial" w:hAnsi="Arial" w:cs="Arial"/>
+          <w:b/>
+          <w:kern w:val="0"/>
+          <w:sz w:val="22"/>
+          <w:szCs w:val="22"/>
+          <w:highlight w:val="darkGray"/>
+          <w:lang w:val="en"/>
+          <w14:ligatures w14:val="none"/>
+        </w:rPr>
+        <w:t xml:space="preserve"> (GPT</w:t>
       </w:r>
       <w:r>
         <w:rPr>
@@ -907,6 +902,7 @@
           <w:lang w:val="en"/>
           <w14:ligatures w14:val="none"/>
         </w:rPr>
+        <w:lastRenderedPageBreak/>
         <w:drawing>
           <wp:inline distT="114300" distB="114300" distL="114300" distR="114300" wp14:anchorId="4B388890" wp14:editId="52DBE91C">
             <wp:extent cx="5943600" cy="723900"/>
@@ -994,7 +990,18 @@
           <w:lang w:val="en"/>
           <w14:ligatures w14:val="none"/>
         </w:rPr>
-        <w:t>───</w:t>
+        <w:t>──</w:t>
+      </w:r>
+      <w:proofErr w:type="gramStart"/>
+      <w:r>
+        <w:rPr>
+          <w:rFonts w:ascii="Arial" w:eastAsia="Roboto Mono" w:hAnsi="Arial" w:cs="Arial"/>
+          <w:kern w:val="0"/>
+          <w:szCs w:val="22"/>
+          <w:lang w:val="en"/>
+          <w14:ligatures w14:val="none"/>
+        </w:rPr>
+        <w:t>─</w:t>
       </w:r>
       <w:r>
         <w:rPr>
@@ -1004,7 +1011,29 @@
           <w:lang w:val="en"/>
           <w14:ligatures w14:val="none"/>
         </w:rPr>
-        <w:t>[Ethernet Repeater]</w:t>
+        <w:t>[</w:t>
+      </w:r>
+      <w:proofErr w:type="gramEnd"/>
+      <w:r>
+        <w:rPr>
+          <w:rFonts w:ascii="Roboto Mono" w:eastAsia="Roboto Mono" w:hAnsi="Roboto Mono" w:cs="Arial"/>
+          <w:kern w:val="0"/>
+          <w:szCs w:val="22"/>
+          <w:lang w:val="en"/>
+          <w14:ligatures w14:val="none"/>
+        </w:rPr>
+        <w:t xml:space="preserve">Ethernet </w:t>
+      </w:r>
+      <w:proofErr w:type="gramStart"/>
+      <w:r>
+        <w:rPr>
+          <w:rFonts w:ascii="Roboto Mono" w:eastAsia="Roboto Mono" w:hAnsi="Roboto Mono" w:cs="Arial"/>
+          <w:kern w:val="0"/>
+          <w:szCs w:val="22"/>
+          <w:lang w:val="en"/>
+          <w14:ligatures w14:val="none"/>
+        </w:rPr>
+        <w:t>Repeater]</w:t>
       </w:r>
       <w:r>
         <w:rPr>
@@ -1014,7 +1043,18 @@
           <w:lang w:val="en"/>
           <w14:ligatures w14:val="none"/>
         </w:rPr>
-        <w:t>───</w:t>
+        <w:t>─</w:t>
+      </w:r>
+      <w:proofErr w:type="gramEnd"/>
+      <w:r>
+        <w:rPr>
+          <w:rFonts w:ascii="Arial" w:eastAsia="Roboto Mono" w:hAnsi="Arial" w:cs="Arial"/>
+          <w:kern w:val="0"/>
+          <w:szCs w:val="22"/>
+          <w:lang w:val="en"/>
+          <w14:ligatures w14:val="none"/>
+        </w:rPr>
+        <w:t>──</w:t>
       </w:r>
       <w:r>
         <w:rPr>
@@ -1205,15 +1245,10 @@
     </w:p>
     <w:p>
       <w:pPr>
-        <w:spacing w:before="280" w:after="120" w:line="276" w:lineRule="auto"/>
-        <w:outlineLvl w:val="1"/>
-        <w:rPr>
-          <w:rFonts w:ascii="Arial" w:eastAsia="Arial" w:hAnsi="Arial" w:cs="Arial"/>
-          <w:kern w:val="0"/>
-          <w:sz w:val="32"/>
-          <w:szCs w:val="32"/>
-          <w:lang w:val="en"/>
-          <w14:ligatures w14:val="none"/>
+        <w:pStyle w:val="Heading2"/>
+        <w:rPr>
+          <w:rFonts w:eastAsia="Arial"/>
+          <w:lang w:val="en"/>
         </w:rPr>
       </w:pPr>
       <w:bookmarkStart w:id="4" w:name="_hxs5ss4k08ed" w:colFirst="0" w:colLast="0"/>
@@ -1221,22 +1256,14 @@
       <w:r>
         <w:rPr>
           <w:rFonts w:ascii="Segoe UI Emoji" w:eastAsia="Arial" w:hAnsi="Segoe UI Emoji" w:cs="Segoe UI Emoji"/>
-          <w:kern w:val="0"/>
-          <w:sz w:val="32"/>
-          <w:szCs w:val="32"/>
-          <w:lang w:val="en"/>
-          <w14:ligatures w14:val="none"/>
+          <w:lang w:val="en"/>
         </w:rPr>
         <w:t>🔧</w:t>
       </w:r>
       <w:r>
         <w:rPr>
-          <w:rFonts w:ascii="Arial" w:eastAsia="Arial" w:hAnsi="Arial" w:cs="Arial"/>
-          <w:kern w:val="0"/>
-          <w:sz w:val="32"/>
-          <w:szCs w:val="32"/>
-          <w:lang w:val="en"/>
-          <w14:ligatures w14:val="none"/>
+          <w:rFonts w:eastAsia="Arial"/>
+          <w:lang w:val="en"/>
         </w:rPr>
         <w:t xml:space="preserve"> Key Features</w:t>
       </w:r>
@@ -1281,6 +1308,7 @@
         </w:rPr>
         <w:t xml:space="preserve">: </w:t>
       </w:r>
+      <w:proofErr w:type="spellStart"/>
       <w:r>
         <w:rPr>
           <w:rFonts w:ascii="Arial" w:eastAsia="Arial" w:hAnsi="Arial" w:cs="Arial"/>
@@ -1292,7 +1320,21 @@
           <w:lang w:val="en"/>
           <w14:ligatures w14:val="none"/>
         </w:rPr>
-        <w:t>Chatgpt (GPT</w:t>
+        <w:t>Chatgpt</w:t>
+      </w:r>
+      <w:proofErr w:type="spellEnd"/>
+      <w:r>
+        <w:rPr>
+          <w:rFonts w:ascii="Arial" w:eastAsia="Arial" w:hAnsi="Arial" w:cs="Arial"/>
+          <w:b/>
+          <w:kern w:val="0"/>
+          <w:sz w:val="22"/>
+          <w:szCs w:val="22"/>
+          <w:highlight w:val="darkGray"/>
+          <w:lang w:val="en"/>
+          <w14:ligatures w14:val="none"/>
+        </w:rPr>
+        <w:t xml:space="preserve"> (GPT</w:t>
       </w:r>
       <w:r>
         <w:rPr>
@@ -1815,6 +1857,7 @@
                 <w:lang w:val="en"/>
                 <w14:ligatures w14:val="none"/>
               </w:rPr>
+              <w:lastRenderedPageBreak/>
               <w:t>Duplex Support</w:t>
             </w:r>
           </w:p>
@@ -1975,15 +2018,10 @@
     </w:p>
     <w:p>
       <w:pPr>
-        <w:spacing w:before="280" w:after="120" w:line="276" w:lineRule="auto"/>
-        <w:outlineLvl w:val="1"/>
-        <w:rPr>
-          <w:rFonts w:ascii="Arial" w:eastAsia="Arial" w:hAnsi="Arial" w:cs="Arial"/>
-          <w:kern w:val="0"/>
-          <w:sz w:val="32"/>
-          <w:szCs w:val="32"/>
-          <w:lang w:val="en"/>
-          <w14:ligatures w14:val="none"/>
+        <w:pStyle w:val="Heading2"/>
+        <w:rPr>
+          <w:rFonts w:eastAsia="Arial"/>
+          <w:lang w:val="en"/>
         </w:rPr>
       </w:pPr>
       <w:bookmarkStart w:id="5" w:name="_6praai55l4m5" w:colFirst="0" w:colLast="0"/>
@@ -1991,22 +2029,14 @@
       <w:r>
         <w:rPr>
           <w:rFonts w:ascii="Segoe UI Emoji" w:eastAsia="Arial" w:hAnsi="Segoe UI Emoji" w:cs="Segoe UI Emoji"/>
-          <w:kern w:val="0"/>
-          <w:sz w:val="32"/>
-          <w:szCs w:val="32"/>
-          <w:lang w:val="en"/>
-          <w14:ligatures w14:val="none"/>
+          <w:lang w:val="en"/>
         </w:rPr>
         <w:t>🆚</w:t>
       </w:r>
       <w:r>
         <w:rPr>
-          <w:rFonts w:ascii="Arial" w:eastAsia="Arial" w:hAnsi="Arial" w:cs="Arial"/>
-          <w:kern w:val="0"/>
-          <w:sz w:val="32"/>
-          <w:szCs w:val="32"/>
-          <w:lang w:val="en"/>
-          <w14:ligatures w14:val="none"/>
+          <w:rFonts w:eastAsia="Arial"/>
+          <w:lang w:val="en"/>
         </w:rPr>
         <w:t xml:space="preserve"> Ethernet Repeater vs Switch</w:t>
       </w:r>
@@ -2051,6 +2081,7 @@
         </w:rPr>
         <w:t xml:space="preserve">: </w:t>
       </w:r>
+      <w:proofErr w:type="spellStart"/>
       <w:r>
         <w:rPr>
           <w:rFonts w:ascii="Arial" w:eastAsia="Arial" w:hAnsi="Arial" w:cs="Arial"/>
@@ -2062,7 +2093,21 @@
           <w:lang w:val="en"/>
           <w14:ligatures w14:val="none"/>
         </w:rPr>
-        <w:t>Chatgpt (GPT</w:t>
+        <w:t>Chatgpt</w:t>
+      </w:r>
+      <w:proofErr w:type="spellEnd"/>
+      <w:r>
+        <w:rPr>
+          <w:rFonts w:ascii="Arial" w:eastAsia="Arial" w:hAnsi="Arial" w:cs="Arial"/>
+          <w:b/>
+          <w:kern w:val="0"/>
+          <w:sz w:val="22"/>
+          <w:szCs w:val="22"/>
+          <w:highlight w:val="darkGray"/>
+          <w:lang w:val="en"/>
+          <w14:ligatures w14:val="none"/>
+        </w:rPr>
+        <w:t xml:space="preserve"> (GPT</w:t>
       </w:r>
       <w:r>
         <w:rPr>
@@ -3009,15 +3054,10 @@
     </w:p>
     <w:p>
       <w:pPr>
-        <w:spacing w:before="280" w:after="120" w:line="276" w:lineRule="auto"/>
-        <w:outlineLvl w:val="1"/>
-        <w:rPr>
-          <w:rFonts w:ascii="Arial" w:eastAsia="Arial" w:hAnsi="Arial" w:cs="Arial"/>
-          <w:kern w:val="0"/>
-          <w:sz w:val="32"/>
-          <w:szCs w:val="32"/>
-          <w:lang w:val="en"/>
-          <w14:ligatures w14:val="none"/>
+        <w:pStyle w:val="Heading2"/>
+        <w:rPr>
+          <w:rFonts w:ascii="Arial" w:eastAsia="Arial" w:hAnsi="Arial" w:cs="Arial"/>
+          <w:lang w:val="en"/>
         </w:rPr>
       </w:pPr>
       <w:bookmarkStart w:id="6" w:name="_vv364bl2dkhf" w:colFirst="0" w:colLast="0"/>
@@ -3025,22 +3065,15 @@
       <w:r>
         <w:rPr>
           <w:rFonts w:ascii="Segoe UI Emoji" w:eastAsia="Arial Unicode MS" w:hAnsi="Segoe UI Emoji" w:cs="Segoe UI Emoji"/>
-          <w:kern w:val="0"/>
-          <w:sz w:val="32"/>
-          <w:szCs w:val="32"/>
-          <w:lang w:val="en"/>
-          <w14:ligatures w14:val="none"/>
-        </w:rPr>
+          <w:lang w:val="en"/>
+        </w:rPr>
+        <w:lastRenderedPageBreak/>
         <w:t>✅</w:t>
       </w:r>
       <w:r>
         <w:rPr>
-          <w:rFonts w:ascii="Arial Unicode MS" w:eastAsia="Arial Unicode MS" w:hAnsi="Arial Unicode MS" w:cs="Arial Unicode MS"/>
-          <w:kern w:val="0"/>
-          <w:sz w:val="32"/>
-          <w:szCs w:val="32"/>
-          <w:lang w:val="en"/>
-          <w14:ligatures w14:val="none"/>
+          <w:rFonts w:eastAsia="Arial Unicode MS"/>
+          <w:lang w:val="en"/>
         </w:rPr>
         <w:t xml:space="preserve"> Pros</w:t>
       </w:r>
@@ -3082,6 +3115,7 @@
         </w:rPr>
         <w:t xml:space="preserve">: </w:t>
       </w:r>
+      <w:proofErr w:type="spellStart"/>
       <w:r>
         <w:rPr>
           <w:rFonts w:ascii="Arial" w:eastAsia="Arial" w:hAnsi="Arial" w:cs="Arial"/>
@@ -3093,7 +3127,21 @@
           <w:lang w:val="en"/>
           <w14:ligatures w14:val="none"/>
         </w:rPr>
-        <w:t>Chatgpt (GPT</w:t>
+        <w:t>Chatgpt</w:t>
+      </w:r>
+      <w:proofErr w:type="spellEnd"/>
+      <w:r>
+        <w:rPr>
+          <w:rFonts w:ascii="Arial" w:eastAsia="Arial" w:hAnsi="Arial" w:cs="Arial"/>
+          <w:b/>
+          <w:kern w:val="0"/>
+          <w:sz w:val="22"/>
+          <w:szCs w:val="22"/>
+          <w:highlight w:val="darkGray"/>
+          <w:lang w:val="en"/>
+          <w14:ligatures w14:val="none"/>
+        </w:rPr>
+        <w:t xml:space="preserve"> (GPT</w:t>
       </w:r>
       <w:r>
         <w:rPr>
@@ -3359,15 +3407,10 @@
     </w:p>
     <w:p>
       <w:pPr>
-        <w:spacing w:before="280" w:after="120" w:line="276" w:lineRule="auto"/>
-        <w:outlineLvl w:val="1"/>
-        <w:rPr>
-          <w:rFonts w:ascii="Arial" w:eastAsia="Arial" w:hAnsi="Arial" w:cs="Arial"/>
-          <w:kern w:val="0"/>
-          <w:sz w:val="32"/>
-          <w:szCs w:val="32"/>
-          <w:lang w:val="en"/>
-          <w14:ligatures w14:val="none"/>
+        <w:pStyle w:val="Heading2"/>
+        <w:rPr>
+          <w:rFonts w:ascii="Arial" w:eastAsia="Arial" w:hAnsi="Arial" w:cs="Arial"/>
+          <w:lang w:val="en"/>
         </w:rPr>
       </w:pPr>
       <w:bookmarkStart w:id="7" w:name="_pchcnfjvris2" w:colFirst="0" w:colLast="0"/>
@@ -3375,22 +3418,14 @@
       <w:r>
         <w:rPr>
           <w:rFonts w:ascii="Segoe UI Emoji" w:eastAsia="Arial Unicode MS" w:hAnsi="Segoe UI Emoji" w:cs="Segoe UI Emoji"/>
-          <w:kern w:val="0"/>
-          <w:sz w:val="32"/>
-          <w:szCs w:val="32"/>
-          <w:lang w:val="en"/>
-          <w14:ligatures w14:val="none"/>
+          <w:lang w:val="en"/>
         </w:rPr>
         <w:t>❌</w:t>
       </w:r>
       <w:r>
         <w:rPr>
-          <w:rFonts w:ascii="Arial Unicode MS" w:eastAsia="Arial Unicode MS" w:hAnsi="Arial Unicode MS" w:cs="Arial Unicode MS"/>
-          <w:kern w:val="0"/>
-          <w:sz w:val="32"/>
-          <w:szCs w:val="32"/>
-          <w:lang w:val="en"/>
-          <w14:ligatures w14:val="none"/>
+          <w:rFonts w:eastAsia="Arial Unicode MS"/>
+          <w:lang w:val="en"/>
         </w:rPr>
         <w:t xml:space="preserve"> Cons</w:t>
       </w:r>
@@ -3432,6 +3467,7 @@
         </w:rPr>
         <w:t xml:space="preserve">: </w:t>
       </w:r>
+      <w:proofErr w:type="spellStart"/>
       <w:r>
         <w:rPr>
           <w:rFonts w:ascii="Arial" w:eastAsia="Arial" w:hAnsi="Arial" w:cs="Arial"/>
@@ -3443,7 +3479,21 @@
           <w:lang w:val="en"/>
           <w14:ligatures w14:val="none"/>
         </w:rPr>
-        <w:t>Chatgpt (GPT</w:t>
+        <w:t>Chatgpt</w:t>
+      </w:r>
+      <w:proofErr w:type="spellEnd"/>
+      <w:r>
+        <w:rPr>
+          <w:rFonts w:ascii="Arial" w:eastAsia="Arial" w:hAnsi="Arial" w:cs="Arial"/>
+          <w:b/>
+          <w:kern w:val="0"/>
+          <w:sz w:val="22"/>
+          <w:szCs w:val="22"/>
+          <w:highlight w:val="darkGray"/>
+          <w:lang w:val="en"/>
+          <w14:ligatures w14:val="none"/>
+        </w:rPr>
+        <w:t xml:space="preserve"> (GPT</w:t>
       </w:r>
       <w:r>
         <w:rPr>
@@ -3662,15 +3712,10 @@
     </w:p>
     <w:p>
       <w:pPr>
-        <w:spacing w:before="280" w:after="120" w:line="276" w:lineRule="auto"/>
-        <w:outlineLvl w:val="1"/>
-        <w:rPr>
-          <w:rFonts w:ascii="Arial" w:eastAsia="Arial" w:hAnsi="Arial" w:cs="Arial"/>
-          <w:kern w:val="0"/>
-          <w:sz w:val="32"/>
-          <w:szCs w:val="32"/>
-          <w:lang w:val="en"/>
-          <w14:ligatures w14:val="none"/>
+        <w:pStyle w:val="Heading2"/>
+        <w:rPr>
+          <w:rFonts w:eastAsia="Arial"/>
+          <w:lang w:val="en"/>
         </w:rPr>
       </w:pPr>
       <w:bookmarkStart w:id="8" w:name="_x563scox7qmd" w:colFirst="0" w:colLast="0"/>
@@ -3678,22 +3723,14 @@
       <w:r>
         <w:rPr>
           <w:rFonts w:ascii="Segoe UI Emoji" w:eastAsia="Arial" w:hAnsi="Segoe UI Emoji" w:cs="Segoe UI Emoji"/>
-          <w:kern w:val="0"/>
-          <w:sz w:val="32"/>
-          <w:szCs w:val="32"/>
-          <w:lang w:val="en"/>
-          <w14:ligatures w14:val="none"/>
+          <w:lang w:val="en"/>
         </w:rPr>
         <w:t>📌</w:t>
       </w:r>
       <w:r>
         <w:rPr>
-          <w:rFonts w:ascii="Arial" w:eastAsia="Arial" w:hAnsi="Arial" w:cs="Arial"/>
-          <w:kern w:val="0"/>
-          <w:sz w:val="32"/>
-          <w:szCs w:val="32"/>
-          <w:lang w:val="en"/>
-          <w14:ligatures w14:val="none"/>
+          <w:rFonts w:eastAsia="Arial"/>
+          <w:lang w:val="en"/>
         </w:rPr>
         <w:t xml:space="preserve"> Summary</w:t>
       </w:r>
@@ -3738,6 +3775,7 @@
         </w:rPr>
         <w:t xml:space="preserve">: </w:t>
       </w:r>
+      <w:proofErr w:type="spellStart"/>
       <w:r>
         <w:rPr>
           <w:rFonts w:ascii="Arial" w:eastAsia="Arial" w:hAnsi="Arial" w:cs="Arial"/>
@@ -3749,7 +3787,21 @@
           <w:lang w:val="en"/>
           <w14:ligatures w14:val="none"/>
         </w:rPr>
-        <w:t>Chatgpt (GPT</w:t>
+        <w:t>Chatgpt</w:t>
+      </w:r>
+      <w:proofErr w:type="spellEnd"/>
+      <w:r>
+        <w:rPr>
+          <w:rFonts w:ascii="Arial" w:eastAsia="Arial" w:hAnsi="Arial" w:cs="Arial"/>
+          <w:b/>
+          <w:kern w:val="0"/>
+          <w:sz w:val="22"/>
+          <w:szCs w:val="22"/>
+          <w:highlight w:val="darkGray"/>
+          <w:lang w:val="en"/>
+          <w14:ligatures w14:val="none"/>
+        </w:rPr>
+        <w:t xml:space="preserve"> (GPT</w:t>
       </w:r>
       <w:r>
         <w:rPr>
@@ -4001,6 +4053,7 @@
                 <w:lang w:val="en"/>
                 <w14:ligatures w14:val="none"/>
               </w:rPr>
+              <w:lastRenderedPageBreak/>
               <w:t>Device</w:t>
             </w:r>
           </w:p>
@@ -5269,7 +5322,6 @@
     <w:next w:val="Normal"/>
     <w:link w:val="Heading2Char"/>
     <w:uiPriority w:val="9"/>
-    <w:semiHidden/>
     <w:unhideWhenUsed/>
     <w:qFormat/>
     <w:rsid w:val="00EE72D8"/>
@@ -5486,7 +5538,6 @@
     <w:basedOn w:val="DefaultParagraphFont"/>
     <w:link w:val="Heading2"/>
     <w:uiPriority w:val="9"/>
-    <w:semiHidden/>
     <w:rsid w:val="00EE72D8"/>
     <w:rPr>
       <w:rFonts w:asciiTheme="majorHAnsi" w:eastAsiaTheme="majorEastAsia" w:hAnsiTheme="majorHAnsi" w:cstheme="majorBidi"/>
